--- a/docs/MagRot_Tokamak_Validation_Report_v1.docx
+++ b/docs/MagRot_Tokamak_Validation_Report_v1.docx
@@ -115,7 +115,7 @@
           <w:sz w:val="22"/>
           <w:szCs w:val="22"/>
         </w:rPr>
-        <w:t xml:space="preserve">Architecture: Mikeal Clark</w:t>
+        <w:t xml:space="preserve">Architecture: WCNEGENTROPY HOLDINGS LLC</w:t>
       </w:r>
     </w:p>
     <w:p>
